--- a/public/gallery/examples/data-scientist/zh-hant-hk/resume.docx
+++ b/public/gallery/examples/data-scientist/zh-hant-hk/resume.docx
@@ -66,7 +66,7 @@
         </w:rPr>
         <w:t xml:space="preserve">📧 </w:t>
       </w:r>
-      <w:hyperlink w:history="1" r:id="rIdaqol44ue0glll0mrxbozc">
+      <w:hyperlink w:history="1" r:id="rIdhqumtqoupjii85ifjt-jo">
         <w:r>
           <w:rPr>
             <w:sz w:val="18"/>
@@ -89,7 +89,7 @@
         </w:rPr>
         <w:t xml:space="preserve">🔗 </w:t>
       </w:r>
-      <w:hyperlink w:history="1" r:id="rIdmh7wdxsfu4nbteehjdehq">
+      <w:hyperlink w:history="1" r:id="rIdovkydjyp2f7xxg-6xicrx">
         <w:r>
           <w:rPr>
             <w:sz w:val="18"/>
@@ -124,7 +124,7 @@
         <w:spacing w:after="200" w:line="276"/>
         <w:jc w:val="center"/>
       </w:pPr>
-      <w:hyperlink w:history="1" r:id="rId83vgovz3zaii4dhtxrnxc">
+      <w:hyperlink w:history="1" r:id="rIdcbsdgnt1ow8dhqo5czdab">
         <w:r>
           <w:rPr>
             <w:sz w:val="18"/>
@@ -140,7 +140,7 @@
         </w:rPr>
         <w:t xml:space="preserve"> • </w:t>
       </w:r>
-      <w:hyperlink w:history="1" r:id="rIdcrttz28try-tyrxhvolve">
+      <w:hyperlink w:history="1" r:id="rId5c_rfqrmy-vauekgwu3k7">
         <w:r>
           <w:rPr>
             <w:sz w:val="18"/>
@@ -156,7 +156,7 @@
         </w:rPr>
         <w:t xml:space="preserve"> • </w:t>
       </w:r>
-      <w:hyperlink w:history="1" r:id="rIdaw7wdn8miqujrv0ylx1js">
+      <w:hyperlink w:history="1" r:id="rIds6nbg6gk3zcbbdjnc4-vt">
         <w:r>
           <w:rPr>
             <w:sz w:val="18"/>
@@ -334,7 +334,7 @@
         </w:rPr>
         <w:t xml:space="preserve">	</w:t>
       </w:r>
-      <w:hyperlink w:history="1" r:id="rIdy2oze1alctlcth_dxx6ah">
+      <w:hyperlink w:history="1" r:id="rIdjcp9itocfxeq1g4bte0mo">
         <w:r>
           <w:rPr>
             <w:sz w:val="18"/>
@@ -478,7 +478,7 @@
         </w:rPr>
         <w:t xml:space="preserve">	</w:t>
       </w:r>
-      <w:hyperlink w:history="1" r:id="rIdqc8h2imtpl5yyrnscbuin">
+      <w:hyperlink w:history="1" r:id="rIdxxjg7cmf5pylx3e1qlaaj">
         <w:r>
           <w:rPr>
             <w:sz w:val="18"/>
@@ -622,7 +622,7 @@
         </w:rPr>
         <w:t xml:space="preserve">	</w:t>
       </w:r>
-      <w:hyperlink w:history="1" r:id="rId0a00fmrqd6q_0-zelnt3t">
+      <w:hyperlink w:history="1" r:id="rIdrozlgeypqhpdlu1x0shk-">
         <w:r>
           <w:rPr>
             <w:sz w:val="18"/>
@@ -804,7 +804,7 @@
         </w:rPr>
         <w:t xml:space="preserve">	</w:t>
       </w:r>
-      <w:hyperlink w:history="1" r:id="rIdylzq81wyefqdlkttftfgg">
+      <w:hyperlink w:history="1" r:id="rIdda3rxrxs37ns1ktbgtnpo">
         <w:r>
           <w:rPr>
             <w:sz w:val="18"/>
@@ -1293,7 +1293,7 @@
         </w:rPr>
         <w:t xml:space="preserve">	</w:t>
       </w:r>
-      <w:hyperlink w:history="1" r:id="rIdcib5ztgs_tnmgxfnoiqjj">
+      <w:hyperlink w:history="1" r:id="rIdewnnihrb1egindfz6t30u">
         <w:r>
           <w:rPr>
             <w:sz w:val="18"/>
@@ -1359,7 +1359,7 @@
         </w:rPr>
         <w:t xml:space="preserve">	</w:t>
       </w:r>
-      <w:hyperlink w:history="1" r:id="rId4bwab-k_unsod0fqcbu0r">
+      <w:hyperlink w:history="1" r:id="rIde5gigyntkponx0v2ayofi">
         <w:r>
           <w:rPr>
             <w:sz w:val="18"/>
@@ -1425,7 +1425,7 @@
         </w:rPr>
         <w:t xml:space="preserve">	</w:t>
       </w:r>
-      <w:hyperlink w:history="1" r:id="rIdzkhrl28aknr1vgv3ugjx8">
+      <w:hyperlink w:history="1" r:id="rIdwujps_o99d8izchwgaow6">
         <w:r>
           <w:rPr>
             <w:sz w:val="18"/>
@@ -1510,7 +1510,7 @@
         </w:rPr>
         <w:t xml:space="preserve">	</w:t>
       </w:r>
-      <w:hyperlink w:history="1" r:id="rIdxyw6g1pqjx3s0o6665gcx">
+      <w:hyperlink w:history="1" r:id="rIdwwi0xes59tke6igpotbzz">
         <w:r>
           <w:rPr>
             <w:sz w:val="18"/>
@@ -1633,7 +1633,7 @@
         </w:rPr>
         <w:t xml:space="preserve">	</w:t>
       </w:r>
-      <w:hyperlink w:history="1" r:id="rIdn8o5cqjnorhkq2fy5eak1">
+      <w:hyperlink w:history="1" r:id="rId1prwuy5elfvbwscrpt-ez">
         <w:r>
           <w:rPr>
             <w:sz w:val="18"/>
@@ -1756,7 +1756,7 @@
         </w:rPr>
         <w:t xml:space="preserve">	</w:t>
       </w:r>
-      <w:hyperlink w:history="1" r:id="rIdwbiapgsv3ifcvb2qrvqz2">
+      <w:hyperlink w:history="1" r:id="rIddd_jyoi4an8qbfensjbzv">
         <w:r>
           <w:rPr>
             <w:sz w:val="18"/>
@@ -1900,7 +1900,7 @@
         </w:rPr>
         <w:t xml:space="preserve">	</w:t>
       </w:r>
-      <w:hyperlink w:history="1" r:id="rIdel8dkqrqcpbzaj91b0pj1">
+      <w:hyperlink w:history="1" r:id="rId2y9jbrekui23xutfux_11">
         <w:r>
           <w:rPr>
             <w:sz w:val="18"/>
@@ -2124,7 +2124,7 @@
         </w:rPr>
         <w:t xml:space="preserve">	</w:t>
       </w:r>
-      <w:hyperlink w:history="1" r:id="rIdgvrq5h7jffxh0ne7wbpte">
+      <w:hyperlink w:history="1" r:id="rId2yu_lffjmpr7fvrpgxfxe">
         <w:r>
           <w:rPr>
             <w:sz w:val="18"/>
